--- a/Oscar_Beckett_CV_2.docx
+++ b/Oscar_Beckett_CV_2.docx
@@ -58,20 +58,14 @@
         <w:pStyle w:val="Heading1"/>
       </w:pPr>
       <w:r>
-        <w:t>Controlled Trolley Services</w:t>
-      </w:r>
-    </w:p>
-    <w:p>
-      <w:r>
-        <w:t xml:space="preserve">December 2023 – July 2024 </w:t>
-      </w:r>
-    </w:p>
-    <w:p>
-      <w:r>
-        <w:t>Trolley Collection for Kmart in Stafford, as well as maintenance of trolleys and customer service.</w:t>
-      </w:r>
-    </w:p>
-    <w:p/>
+        <w:t xml:space="preserve">99 Bikes Casual Sales Consultant </w:t>
+      </w:r>
+    </w:p>
+    <w:p>
+      <w:r>
+        <w:t>99 Bikes sales staff</w:t>
+      </w:r>
+    </w:p>
     <w:p>
       <w:pPr>
         <w:spacing w:after="300"/>
@@ -139,8 +133,13 @@
         <w:spacing w:after="0"/>
         <w:ind w:left="-5" w:firstLine="0"/>
       </w:pPr>
-      <w:r>
-        <w:t xml:space="preserve">Zarraffa's Coffee, Brisbane — </w:t>
+      <w:proofErr w:type="spellStart"/>
+      <w:r>
+        <w:t>Zarraffa's</w:t>
+      </w:r>
+      <w:proofErr w:type="spellEnd"/>
+      <w:r>
+        <w:t xml:space="preserve"> Coffee, Brisbane — </w:t>
       </w:r>
       <w:r>
         <w:rPr>
@@ -201,13 +200,31 @@
       </w:pPr>
       <w:bookmarkStart w:id="0" w:name="_heading=h.kwjy5y1iu06m" w:colFirst="0" w:colLast="0"/>
       <w:bookmarkEnd w:id="0"/>
-      <w:r>
-        <w:t>Ridari Trolley Services</w:t>
-      </w:r>
-    </w:p>
-    <w:p>
-      <w:r>
-        <w:t>Highly physically demanding contract work for Kmart via  Ridari Pty Ltd.</w:t>
+      <w:proofErr w:type="spellStart"/>
+      <w:r>
+        <w:t>Ridari</w:t>
+      </w:r>
+      <w:proofErr w:type="spellEnd"/>
+      <w:r>
+        <w:t xml:space="preserve"> Trolley Services</w:t>
+      </w:r>
+    </w:p>
+    <w:p>
+      <w:r>
+        <w:t xml:space="preserve">Highly physically demanding contract work for Kmart </w:t>
+      </w:r>
+      <w:proofErr w:type="gramStart"/>
+      <w:r>
+        <w:t xml:space="preserve">via  </w:t>
+      </w:r>
+      <w:proofErr w:type="spellStart"/>
+      <w:r>
+        <w:t>Ridari</w:t>
+      </w:r>
+      <w:proofErr w:type="spellEnd"/>
+      <w:proofErr w:type="gramEnd"/>
+      <w:r>
+        <w:t xml:space="preserve"> Pty Ltd.</w:t>
       </w:r>
     </w:p>
     <w:p>
@@ -268,12 +285,6 @@
     </w:p>
     <w:p>
       <w:pPr>
-        <w:spacing w:after="351" w:line="330" w:lineRule="auto"/>
-        <w:ind w:left="-5" w:firstLine="0"/>
-      </w:pPr>
-    </w:p>
-    <w:p>
-      <w:pPr>
         <w:pStyle w:val="Heading1"/>
         <w:ind w:left="-5" w:firstLine="0"/>
       </w:pPr>
@@ -285,30 +296,109 @@
       <w:pPr>
         <w:spacing w:after="57"/>
         <w:ind w:left="-5" w:firstLine="0"/>
+        <w:rPr>
+          <w:rStyle w:val="Heading1Char"/>
+          <w:sz w:val="18"/>
+          <w:szCs w:val="12"/>
+        </w:rPr>
       </w:pPr>
       <w:r>
         <w:t xml:space="preserve">Including: core subjects plus Advanced Colouring-In. Performed in Senior Band, </w:t>
       </w:r>
-    </w:p>
-    <w:p>
-      <w:pPr>
-        <w:pStyle w:val="Heading1"/>
-      </w:pPr>
       <w:r>
         <w:t>Brass Ensemble, Stage Band as second trombone (AMEB level 4)</w:t>
       </w:r>
       <w:r>
         <w:br/>
       </w:r>
-      <w:r>
+    </w:p>
+    <w:p>
+      <w:pPr>
+        <w:spacing w:after="57"/>
+        <w:ind w:left="-5" w:firstLine="0"/>
+        <w:rPr>
+          <w:rStyle w:val="Heading1Char"/>
+          <w:sz w:val="18"/>
+          <w:szCs w:val="12"/>
+        </w:rPr>
+      </w:pPr>
+    </w:p>
+    <w:p>
+      <w:pPr>
+        <w:spacing w:after="57"/>
+        <w:ind w:left="-5" w:firstLine="0"/>
+        <w:rPr>
+          <w:rStyle w:val="Heading1Char"/>
+          <w:sz w:val="18"/>
+          <w:szCs w:val="12"/>
+        </w:rPr>
+      </w:pPr>
+    </w:p>
+    <w:p>
+      <w:pPr>
+        <w:spacing w:after="57"/>
+        <w:ind w:left="-5" w:firstLine="0"/>
+      </w:pPr>
+      <w:r>
+        <w:rPr>
+          <w:rStyle w:val="Heading1Char"/>
+          <w:sz w:val="18"/>
+          <w:szCs w:val="12"/>
+        </w:rPr>
         <w:br/>
-        <w:t>University of Queensland – 2026 – Present</w:t>
-      </w:r>
-    </w:p>
-    <w:p>
+        <w:t>University of Queensland – 2026</w:t>
+      </w:r>
+      <w:r>
+        <w:rPr>
+          <w:rStyle w:val="Heading1Char"/>
+          <w:sz w:val="18"/>
+          <w:szCs w:val="12"/>
+        </w:rPr>
+        <w:t xml:space="preserve"> Sem. 1</w:t>
+      </w:r>
+      <w:r>
+        <w:rPr>
+          <w:rStyle w:val="Heading1Char"/>
+          <w:sz w:val="18"/>
+          <w:szCs w:val="12"/>
+        </w:rPr>
+        <w:t xml:space="preserve"> – </w:t>
+      </w:r>
+      <w:r>
+        <w:rPr>
+          <w:rStyle w:val="Heading1Char"/>
+          <w:sz w:val="18"/>
+          <w:szCs w:val="12"/>
+        </w:rPr>
+        <w:t>2026 Sem. 2</w:t>
+      </w:r>
+    </w:p>
+    <w:p>
+      <w:pPr>
+        <w:pStyle w:val="NoSpacing"/>
+      </w:pPr>
       <w:r>
         <w:t>First year studying mechanical and aerospace engineering with hopes to become a professional aerostructures engineer.</w:t>
       </w:r>
+      <w:r>
+        <w:br/>
+      </w:r>
+      <w:r>
+        <w:br/>
+      </w:r>
+      <w:r>
+        <w:rPr>
+          <w:rStyle w:val="Heading1Char"/>
+          <w:sz w:val="18"/>
+          <w:szCs w:val="12"/>
+        </w:rPr>
+        <w:t>Queensland University of Technology – 2026 Sem. 2 – Present</w:t>
+      </w:r>
+    </w:p>
+    <w:p>
+      <w:r>
+        <w:t>Transferred due to conflict of intended pathway (UQ being more theory/research oriented than QUT). I still hope to enter the Aerospace field and an Aerostructures Engineer.</w:t>
+      </w:r>
     </w:p>
     <w:p>
       <w:pPr>
@@ -327,7 +417,14 @@
         <w:ind w:left="-5" w:firstLine="0"/>
       </w:pPr>
       <w:r>
-        <w:t>Teamwork - able to work with others, as demonstrated through my sports and Scouting activities</w:t>
+        <w:rPr>
+          <w:b/>
+          <w:bCs/>
+        </w:rPr>
+        <w:t>Teamwork</w:t>
+      </w:r>
+      <w:r>
+        <w:t xml:space="preserve"> - able to work with others, as demonstrated through my sports and Scouting activities</w:t>
       </w:r>
     </w:p>
     <w:p>
@@ -336,7 +433,14 @@
         <w:ind w:left="-5" w:firstLine="0"/>
       </w:pPr>
       <w:r>
-        <w:t>Leadership - Sixer in Cubs/Patrol Leader in Scouts and Venturers; have attended three Scouting leadership courses, worked as a venturer service leader at Australian Jamboree 2025, and assist in running junior karate dojo sessions</w:t>
+        <w:rPr>
+          <w:b/>
+          <w:bCs/>
+        </w:rPr>
+        <w:t>Leadership</w:t>
+      </w:r>
+      <w:r>
+        <w:t xml:space="preserve"> - Sixer in Cubs/Patrol Leader in Scouts and Venturers; have attended three Scouting leadership courses, worked as a venturer service leader at Australian Jamboree 2025, and assist in running junior karate dojo sessions</w:t>
       </w:r>
     </w:p>
     <w:p>
@@ -345,7 +449,14 @@
         <w:ind w:left="-5" w:firstLine="0"/>
       </w:pPr>
       <w:r>
-        <w:t>Communication - strong verbal and written digital presentation skills through school and Scouts</w:t>
+        <w:rPr>
+          <w:b/>
+          <w:bCs/>
+        </w:rPr>
+        <w:t>Communication</w:t>
+      </w:r>
+      <w:r>
+        <w:t xml:space="preserve"> - strong verbal and written digital presentation skills through school and Scouts</w:t>
       </w:r>
     </w:p>
     <w:p>
@@ -354,7 +465,14 @@
         <w:ind w:left="-5" w:firstLine="0"/>
       </w:pPr>
       <w:r>
-        <w:t>Planning - regularly plan and run activities in Scouts</w:t>
+        <w:rPr>
+          <w:b/>
+          <w:bCs/>
+        </w:rPr>
+        <w:t>Planning</w:t>
+      </w:r>
+      <w:r>
+        <w:t xml:space="preserve"> - regularly plan and run activities in Scouts</w:t>
       </w:r>
     </w:p>
     <w:p>
@@ -363,7 +481,14 @@
         <w:ind w:left="-5" w:firstLine="0"/>
       </w:pPr>
       <w:r>
-        <w:t>Technology - skilled with computer hardware and software from my passion for engineering and IT</w:t>
+        <w:rPr>
+          <w:b/>
+          <w:bCs/>
+        </w:rPr>
+        <w:t>Technology</w:t>
+      </w:r>
+      <w:r>
+        <w:t xml:space="preserve"> - skilled with computer hardware and software from my passion for engineering and IT</w:t>
       </w:r>
     </w:p>
     <w:p>
@@ -390,8 +515,13 @@
       <w:pPr>
         <w:ind w:left="-5" w:firstLine="0"/>
       </w:pPr>
-      <w:r>
-        <w:t>Ridari Pty Ltd</w:t>
+      <w:proofErr w:type="spellStart"/>
+      <w:r>
+        <w:t>Ridari</w:t>
+      </w:r>
+      <w:proofErr w:type="spellEnd"/>
+      <w:r>
+        <w:t xml:space="preserve"> Pty Ltd</w:t>
       </w:r>
     </w:p>
     <w:p>
@@ -452,31 +582,12 @@
         </w:rPr>
         <w:t>Others On Request</w:t>
       </w:r>
-    </w:p>
-    <w:p>
-      <w:pPr>
-        <w:spacing w:after="18" w:line="259" w:lineRule="auto"/>
-        <w:ind w:left="0" w:firstLine="0"/>
-      </w:pPr>
       <w:r>
         <w:rPr>
           <w:rFonts w:ascii="Calibri" w:eastAsia="Calibri" w:hAnsi="Calibri" w:cs="Calibri"/>
           <w:color w:val="000000"/>
         </w:rPr>
-        <w:t>118 York Street</w:t>
-      </w:r>
-    </w:p>
-    <w:p>
-      <w:pPr>
-        <w:spacing w:after="788" w:line="279" w:lineRule="auto"/>
-        <w:ind w:left="0" w:right="100" w:firstLine="0"/>
-      </w:pPr>
-      <w:r>
-        <w:rPr>
-          <w:rFonts w:ascii="Calibri" w:eastAsia="Calibri" w:hAnsi="Calibri" w:cs="Calibri"/>
-          <w:color w:val="000000"/>
-        </w:rPr>
-        <w:t xml:space="preserve">Nundah, QLD 4012 </w:t>
+        <w:t xml:space="preserve"> </w:t>
       </w:r>
       <w:r>
         <w:rPr>
@@ -527,43 +638,33 @@
           <w:color w:val="000000"/>
         </w:rPr>
         <w:br/>
-        <w:t>oscar.p.beckett@gmail.com</w:t>
-      </w:r>
-    </w:p>
-    <w:p>
-      <w:pPr>
-        <w:spacing w:after="191"/>
-        <w:ind w:left="-5" w:firstLine="0"/>
+      </w:r>
+      <w:hyperlink r:id="rId7" w:history="1">
+        <w:r>
+          <w:rPr>
+            <w:rStyle w:val="Hyperlink"/>
+            <w:rFonts w:ascii="Calibri" w:eastAsia="Calibri" w:hAnsi="Calibri" w:cs="Calibri"/>
+            <w:b/>
+          </w:rPr>
+          <w:t>oscar.p.beckett@gmail.com</w:t>
+        </w:r>
+      </w:hyperlink>
+    </w:p>
+    <w:p>
+      <w:pPr>
+        <w:ind w:firstLine="0"/>
         <w:rPr>
           <w:rFonts w:ascii="Calibri" w:eastAsia="Calibri" w:hAnsi="Calibri" w:cs="Calibri"/>
-        </w:rPr>
-      </w:pPr>
-    </w:p>
-    <w:p>
-      <w:pPr>
-        <w:spacing w:after="191"/>
-        <w:ind w:left="-5" w:firstLine="0"/>
+          <w:b/>
+          <w:color w:val="000000"/>
+        </w:rPr>
+      </w:pPr>
+      <w:r>
         <w:rPr>
           <w:rFonts w:ascii="Calibri" w:eastAsia="Calibri" w:hAnsi="Calibri" w:cs="Calibri"/>
-        </w:rPr>
-      </w:pPr>
-      <w:r>
-        <w:rPr>
-          <w:rFonts w:ascii="Calibri" w:eastAsia="Calibri" w:hAnsi="Calibri" w:cs="Calibri"/>
-        </w:rPr>
-        <w:br/>
-      </w:r>
-    </w:p>
-    <w:p>
-      <w:pPr>
-        <w:spacing w:after="160" w:line="259" w:lineRule="auto"/>
-        <w:ind w:left="0" w:firstLine="0"/>
-        <w:rPr>
-          <w:rFonts w:ascii="Calibri" w:eastAsia="Calibri" w:hAnsi="Calibri" w:cs="Calibri"/>
-        </w:rPr>
-      </w:pPr>
-      <w:r>
-        <w:lastRenderedPageBreak/>
+          <w:b/>
+          <w:color w:val="000000"/>
+        </w:rPr>
         <w:br w:type="page"/>
       </w:r>
     </w:p>
@@ -591,15 +692,28 @@
         <w:ind w:left="-5" w:firstLine="0"/>
       </w:pPr>
       <w:r>
-        <w:t xml:space="preserve">Scouting - received Grey Wolf </w:t>
-      </w:r>
-    </w:p>
-    <w:p>
-      <w:pPr>
-        <w:ind w:left="-5" w:firstLine="0"/>
-      </w:pPr>
-      <w:r>
-        <w:t xml:space="preserve">Award (2018) and completed </w:t>
+        <w:rPr>
+          <w:b/>
+          <w:bCs/>
+        </w:rPr>
+        <w:t>Scouting</w:t>
+      </w:r>
+      <w:r>
+        <w:t xml:space="preserve"> - received Grey Wolf </w:t>
+      </w:r>
+    </w:p>
+    <w:p>
+      <w:pPr>
+        <w:ind w:left="-5" w:firstLine="0"/>
+      </w:pPr>
+      <w:r>
+        <w:t>Award (2018)</w:t>
+      </w:r>
+      <w:r>
+        <w:t xml:space="preserve">, </w:t>
+      </w:r>
+      <w:r>
+        <w:t xml:space="preserve">completed </w:t>
       </w:r>
     </w:p>
     <w:p>
@@ -615,16 +729,16 @@
         <w:ind w:left="-5" w:firstLine="0"/>
       </w:pPr>
       <w:r>
-        <w:t xml:space="preserve">(2022). Currently in Venturers (2023-present) </w:t>
-      </w:r>
-    </w:p>
-    <w:p>
-      <w:pPr>
-        <w:spacing w:after="222"/>
-        <w:ind w:left="-5" w:firstLine="0"/>
-      </w:pPr>
-      <w:r>
-        <w:t xml:space="preserve"> and completed the King’s Scout Award (2025)</w:t>
+        <w:t xml:space="preserve">(2022) </w:t>
+      </w:r>
+      <w:r>
+        <w:t>a</w:t>
+      </w:r>
+      <w:r>
+        <w:t>nd completed the King’s Scout Award (2025)</w:t>
+      </w:r>
+      <w:r>
+        <w:t>. Currently a Rover Scout (2026 – present)</w:t>
       </w:r>
     </w:p>
     <w:p>
@@ -633,7 +747,14 @@
         <w:ind w:left="-5" w:firstLine="0"/>
       </w:pPr>
       <w:r>
-        <w:t xml:space="preserve"> Baseball - playing at club level (from 2016) and at state/national representative level (from 2017) Premier team for Windsor Royals Snr League 2023/24 season</w:t>
+        <w:rPr>
+          <w:b/>
+          <w:bCs/>
+        </w:rPr>
+        <w:t>Baseball</w:t>
+      </w:r>
+      <w:r>
+        <w:t xml:space="preserve"> - playing at club level (from 2016) and at state/national representative level (from 2017) Premier team for Windsor Royals Snr League 2023/24 season</w:t>
       </w:r>
     </w:p>
     <w:p>
@@ -642,15 +763,44 @@
         <w:ind w:left="-5" w:firstLine="0"/>
       </w:pPr>
       <w:r>
-        <w:t>Mountain Biking/Cycle Touring - have ridden the BVRT three times and planning on introducing bikepacking to scouts</w:t>
-      </w:r>
-    </w:p>
-    <w:p>
-      <w:pPr>
-        <w:ind w:left="-5" w:firstLine="0"/>
-      </w:pPr>
-      <w:r>
-        <w:t>Karate - trained in Go-Kan-Ryu discipline (from 2011), currently Brown Belt and training for 1st Black Tip</w:t>
+        <w:rPr>
+          <w:b/>
+          <w:bCs/>
+        </w:rPr>
+        <w:t>Mountain Biking/Cycle Touring</w:t>
+      </w:r>
+      <w:r>
+        <w:t xml:space="preserve"> - have ridden the BVRT three times and planning on introducing bikepacking to scouts</w:t>
+      </w:r>
+    </w:p>
+    <w:p>
+      <w:pPr>
+        <w:ind w:left="-5" w:firstLine="0"/>
+      </w:pPr>
+      <w:r>
+        <w:rPr>
+          <w:b/>
+          <w:bCs/>
+        </w:rPr>
+        <w:t>Karate</w:t>
+      </w:r>
+      <w:r>
+        <w:t xml:space="preserve"> - trained in Go-Kan-Ryu discipline (from 2011), currently Brown Belt and training for 1st Black Tip</w:t>
+      </w:r>
+    </w:p>
+    <w:p>
+      <w:pPr>
+        <w:ind w:left="-5" w:firstLine="0"/>
+      </w:pPr>
+      <w:r>
+        <w:rPr>
+          <w:b/>
+          <w:bCs/>
+        </w:rPr>
+        <w:t>Japanese Culture</w:t>
+      </w:r>
+      <w:r>
+        <w:t xml:space="preserve"> - through studying the language and karate have discovered Japanese food, animation and travel</w:t>
       </w:r>
     </w:p>
     <w:p>
@@ -659,19 +809,29 @@
         <w:ind w:left="-5" w:firstLine="0"/>
       </w:pPr>
       <w:r>
-        <w:t>Japanese Culture - through studying the language and karate have discovered Japanese food, animation and travel</w:t>
-      </w:r>
-    </w:p>
-    <w:p>
-      <w:pPr>
-        <w:spacing w:after="195" w:line="383" w:lineRule="auto"/>
-        <w:ind w:left="-5" w:firstLine="0"/>
-      </w:pPr>
-      <w:r>
-        <w:t xml:space="preserve">3D Printing - </w:t>
-      </w:r>
-      <w:r>
-        <w:t>Owner of a Bambu Labs A1, and enjoy using Autodesk Inventor and Blender to create new things to be printed.</w:t>
+        <w:rPr>
+          <w:b/>
+          <w:bCs/>
+        </w:rPr>
+        <w:t>3D Printing</w:t>
+      </w:r>
+      <w:r>
+        <w:t xml:space="preserve"> - </w:t>
+      </w:r>
+      <w:r>
+        <w:t xml:space="preserve">Owner of a Bambu Labs </w:t>
+      </w:r>
+      <w:r>
+        <w:t>A1 and</w:t>
+      </w:r>
+      <w:r>
+        <w:t xml:space="preserve"> enjoy using Autodesk Inventor and Blender to </w:t>
+      </w:r>
+      <w:r>
+        <w:t>design</w:t>
+      </w:r>
+      <w:r>
+        <w:t xml:space="preserve"> new things to be printed</w:t>
       </w:r>
     </w:p>
     <w:p>
@@ -1426,6 +1586,39 @@
     <w:uiPriority w:val="99"/>
     <w:rsid w:val="00CF3367"/>
   </w:style>
+  <w:style w:type="paragraph" w:styleId="NoSpacing">
+    <w:name w:val="No Spacing"/>
+    <w:uiPriority w:val="1"/>
+    <w:qFormat/>
+    <w:rsid w:val="00F5422A"/>
+    <w:pPr>
+      <w:spacing w:after="0" w:line="240" w:lineRule="auto"/>
+      <w:ind w:hanging="10"/>
+    </w:pPr>
+  </w:style>
+  <w:style w:type="character" w:styleId="Hyperlink">
+    <w:name w:val="Hyperlink"/>
+    <w:basedOn w:val="DefaultParagraphFont"/>
+    <w:uiPriority w:val="99"/>
+    <w:unhideWhenUsed/>
+    <w:rsid w:val="00F5422A"/>
+    <w:rPr>
+      <w:color w:val="0563C1" w:themeColor="hyperlink"/>
+      <w:u w:val="single"/>
+    </w:rPr>
+  </w:style>
+  <w:style w:type="character" w:styleId="UnresolvedMention">
+    <w:name w:val="Unresolved Mention"/>
+    <w:basedOn w:val="DefaultParagraphFont"/>
+    <w:uiPriority w:val="99"/>
+    <w:semiHidden/>
+    <w:unhideWhenUsed/>
+    <w:rsid w:val="00F5422A"/>
+    <w:rPr>
+      <w:color w:val="605E5C"/>
+      <w:shd w:val="clear" w:color="auto" w:fill="E1DFDD"/>
+    </w:rPr>
+  </w:style>
 </w:styles>
 </file>
 
